--- a/BACKUP&RECOVERY/15장/15장_실습문제_추가서술형_정답.docx
+++ b/BACKUP&RECOVERY/15장/15장_실습문제_추가서술형_정답.docx
@@ -6256,7 +6256,7 @@
           <w:b w:val="0"/>
           <w:sz w:val="21"/>
         </w:rPr>
-        <w:t>-rw-r-----. 1 oracle oinstall 18939904 May 16 09:02 cf_c-1200530011-20250516-00</w:t>
+        <w:t>-rw-r-----. 1 oracle dba 18939904 May 16 09:02 cf_c-1200530011-20250516-00</w:t>
       </w:r>
     </w:p>
     <w:p>
@@ -6459,35 +6459,35 @@
           <w:b w:val="0"/>
           <w:sz w:val="21"/>
         </w:rPr>
-        <w:t>output file name=/u01/app/oracle/oradata/ORCL/control01.ctl</w:t>
-      </w:r>
-    </w:p>
-    <w:p>
-      <w:pPr>
-        <w:spacing w:after="40" w:line="312" w:lineRule="auto"/>
-        <w:ind w:left="360"/>
-      </w:pPr>
-      <w:r>
-        <w:rPr>
-          <w:rFonts w:ascii="맑은 고딕" w:hAnsi="맑은 고딕" w:eastAsia="맑은 고딕"/>
-          <w:b w:val="0"/>
-          <w:sz w:val="21"/>
-        </w:rPr>
-        <w:t>output file name=/u01/app/oracle/oradata/ORCL/control02.ctl</w:t>
-      </w:r>
-    </w:p>
-    <w:p>
-      <w:pPr>
-        <w:spacing w:after="40" w:line="312" w:lineRule="auto"/>
-        <w:ind w:left="360"/>
-      </w:pPr>
-      <w:r>
-        <w:rPr>
-          <w:rFonts w:ascii="맑은 고딕" w:hAnsi="맑은 고딕" w:eastAsia="맑은 고딕"/>
-          <w:b w:val="0"/>
-          <w:sz w:val="21"/>
-        </w:rPr>
-        <w:t>output file name=/u02/oradata/ORCL/control03.ctl</w:t>
+        <w:t>output file name=/u01/app/oracle/oradata/orcl/control01.ctl</w:t>
+      </w:r>
+    </w:p>
+    <w:p>
+      <w:pPr>
+        <w:spacing w:after="40" w:line="312" w:lineRule="auto"/>
+        <w:ind w:left="360"/>
+      </w:pPr>
+      <w:r>
+        <w:rPr>
+          <w:rFonts w:ascii="맑은 고딕" w:hAnsi="맑은 고딕" w:eastAsia="맑은 고딕"/>
+          <w:b w:val="0"/>
+          <w:sz w:val="21"/>
+        </w:rPr>
+        <w:t>output file name=/u01/app/oracle/oradata/orcl/control02.ctl</w:t>
+      </w:r>
+    </w:p>
+    <w:p>
+      <w:pPr>
+        <w:spacing w:after="40" w:line="312" w:lineRule="auto"/>
+        <w:ind w:left="360"/>
+      </w:pPr>
+      <w:r>
+        <w:rPr>
+          <w:rFonts w:ascii="맑은 고딕" w:hAnsi="맑은 고딕" w:eastAsia="맑은 고딕"/>
+          <w:b w:val="0"/>
+          <w:sz w:val="21"/>
+        </w:rPr>
+        <w:t>output file name=/u02/oradata/orcl/control03.ctl</w:t>
       </w:r>
     </w:p>
     <w:p>
